--- a/WordThesis.empty.docx
+++ b/WordThesis.empty.docx
@@ -1689,11 +1689,12 @@
       <w:pPr>
         <w:pStyle w:val="Headings"/>
         <w:sectPr>
-          <w:headerReference w:type="default" r:id="rId9"/>
-          <w:footerReference w:type="even" r:id="rId10"/>
-          <w:footerReference w:type="default" r:id="rId11"/>
-          <w:headerReference w:type="first" r:id="rId12"/>
-          <w:footerReference w:type="first" r:id="rId13"/>
+          <w:headerReference w:type="even" r:id="rId9"/>
+          <w:headerReference w:type="default" r:id="rId10"/>
+          <w:footerReference w:type="even" r:id="rId11"/>
+          <w:footerReference w:type="default" r:id="rId12"/>
+          <w:headerReference w:type="first" r:id="rId13"/>
+          <w:footerReference w:type="first" r:id="rId14"/>
           <w:type w:val="oddPage"/>
           <w:pgSz w:w="11900" w:h="16840" w:code="9"/>
           <w:pgMar w:top="1440" w:right="1134" w:bottom="1440" w:left="1134" w:header="709" w:footer="709" w:gutter="567"/>
@@ -1717,18 +1718,6 @@
     <w:p>
       <w:pPr>
         <w:pStyle w:val="Heading1"/>
-        <w:sectPr>
-          <w:headerReference w:type="default" r:id="rId14"/>
-          <w:footerReference w:type="default" r:id="rId15"/>
-          <w:headerReference w:type="first" r:id="rId16"/>
-          <w:footerReference w:type="first" r:id="rId17"/>
-          <w:pgSz w:w="11900" w:h="16840" w:code="9"/>
-          <w:pgMar w:top="1440" w:right="1134" w:bottom="1440" w:left="1134" w:header="709" w:footer="709" w:gutter="567"/>
-          <w:pgNumType w:start="1"/>
-          <w:cols w:space="708"/>
-          <w:titlePg/>
-          <w:docGrid w:linePitch="360"/>
-        </w:sectPr>
       </w:pPr>
       <w:bookmarkStart w:id="9" w:name="_Toc227745658"/>
       <w:r>
@@ -1740,10 +1729,187 @@
     </w:p>
     <w:p>
       <w:pPr>
+        <w:pStyle w:val="DissertationBody"/>
+        <w:ind w:firstLine="0"/>
+      </w:pPr>
+      <w:r>
+        <w:t>Affective computing aims to bridge the gap between human emotions and machine intelligence. Recognising human emotional states is a challenging yet fundamental task in this field, with applications ranging from interactive gaming to healthcare and human-computer interaction. Despite significant advancements in machine learning algorithms, the primary computational challenge arises from the subjective nature of emotions. This inherent subjectivity directly impacts the performance of emotion recognition models and necessitates rigorous methodologies for assessing prediction uncertainty.</w:t>
+      </w:r>
+    </w:p>
+    <w:p>
+      <w:pPr>
+        <w:pStyle w:val="Heading2"/>
+      </w:pPr>
+      <w:r>
+        <w:t>Problem Definition</w:t>
+      </w:r>
+    </w:p>
+    <w:p>
+      <w:pPr>
+        <w:pStyle w:val="DissertationBody"/>
+        <w:ind w:firstLine="0"/>
+      </w:pPr>
+      <w:r>
+        <w:t>In traditional affect modelling, machine learning algorithms typically provide single-point predictions for an emotional state, such as a specific continuous arousal value or a discrete valence class. However, these conventional models rarely indicate how confident they are in their predictions. Because human emotions are profoundly subjective and ambiguous—varying significantly between individuals, contexts, and cultural backgrounds—the lack of uncertainty quantification often leads to overconfident and unreliable AI systems. There is a critical need for frameworks that can assess and report prediction uncertainty alongside the primary emotion classification or regression task.</w:t>
+      </w:r>
+    </w:p>
+    <w:p>
+      <w:pPr>
+        <w:pStyle w:val="Heading2"/>
+      </w:pPr>
+      <w:r>
+        <w:t xml:space="preserve">Motivation </w:t>
+      </w:r>
+    </w:p>
+    <w:p>
+      <w:pPr>
+        <w:pStyle w:val="DissertationBody"/>
+        <w:ind w:firstLine="0"/>
+      </w:pPr>
+      <w:r>
+        <w:t xml:space="preserve">The motivation for this research stems from the necessity of building trustworthy and reliable AI systems in affective computing. If a system cannot reliably interpret an emotional state due to ambiguous input data, it should be capable of communicating its uncertainty rather than making a potentially flawed and overconfident assumption. The conformal prediction framework presents a mathematically robust, model-agnostic approach to address this gap. By leveraging conformal prediction, models can output statistically valid prediction intervals or sets with guaranteed confidence levels, shifting the focus from rigid point predictions to reliable uncertainty </w:t>
+      </w:r>
+      <w:r>
+        <w:lastRenderedPageBreak/>
+        <w:t>quantification. This ensures that affect recognition models are evaluated not just on how often they are correct, but on how accurately they gauge their own limitations.</w:t>
+      </w:r>
+    </w:p>
+    <w:p>
+      <w:pPr>
+        <w:pStyle w:val="Heading2"/>
+      </w:pPr>
+      <w:r>
+        <w:t xml:space="preserve">Aims and Objectives </w:t>
+      </w:r>
+    </w:p>
+    <w:p>
+      <w:pPr>
+        <w:pStyle w:val="DissertationBody"/>
+        <w:ind w:firstLine="0"/>
+      </w:pPr>
+      <w:r>
+        <w:t>The primary aim of this project is to investigate how advanced machine learning algorithms can quantify uncertainty in emotion recognition models. To achieve this, the research will apply the conformal prediction framework to develop models that not only recognise emotions but also report confidence levels for their predictions.</w:t>
+      </w:r>
+    </w:p>
+    <w:p>
+      <w:pPr>
+        <w:pStyle w:val="DissertationBody"/>
+      </w:pPr>
+      <w:r>
+        <w:t>The specific objectives of this dissertation are to:</w:t>
+      </w:r>
+    </w:p>
+    <w:p>
+      <w:pPr>
+        <w:pStyle w:val="DissertationBody"/>
+        <w:numPr>
+          <w:ilvl w:val="0"/>
+          <w:numId w:val="46"/>
+        </w:numPr>
+      </w:pPr>
+      <w:r>
+        <w:t xml:space="preserve">Implement conventional machine learning baselines (Linear models, Multi-Layer </w:t>
+      </w:r>
+      <w:proofErr w:type="spellStart"/>
+      <w:r>
+        <w:t>Perceptrons</w:t>
+      </w:r>
+      <w:proofErr w:type="spellEnd"/>
+      <w:r>
+        <w:t>, and Long Short-Term Memory networks) for affect recognition.</w:t>
+      </w:r>
+    </w:p>
+    <w:p>
+      <w:pPr>
+        <w:pStyle w:val="DissertationBody"/>
+        <w:numPr>
+          <w:ilvl w:val="0"/>
+          <w:numId w:val="46"/>
+        </w:numPr>
+      </w:pPr>
+      <w:r>
+        <w:t>Apply conformal prediction algorithms to these models to quantify uncertainty in both continuous and discrete affect recognition tasks.</w:t>
+      </w:r>
+    </w:p>
+    <w:p>
+      <w:pPr>
+        <w:pStyle w:val="DissertationBody"/>
+        <w:numPr>
+          <w:ilvl w:val="0"/>
+          <w:numId w:val="46"/>
+        </w:numPr>
+      </w:pPr>
+      <w:r>
+        <w:t>Evaluate and compare the implemented algorithms against standard approaches in terms of computational efficiency and recognition accuracy.</w:t>
+      </w:r>
+    </w:p>
+    <w:p>
+      <w:pPr>
+        <w:pStyle w:val="DissertationBody"/>
+        <w:numPr>
+          <w:ilvl w:val="0"/>
+          <w:numId w:val="46"/>
+        </w:numPr>
+      </w:pPr>
+      <w:r>
+        <w:t xml:space="preserve">Utilise publicly available, multimodal datasets—namely the Arousal Video Game </w:t>
+      </w:r>
+      <w:proofErr w:type="spellStart"/>
+      <w:r>
+        <w:t>AnnotatIoN</w:t>
+      </w:r>
+      <w:proofErr w:type="spellEnd"/>
+      <w:r>
+        <w:t xml:space="preserve"> (AGAIN) dataset and the RECOLA dataset—for rigorous empirical testing.</w:t>
+      </w:r>
+    </w:p>
+    <w:p>
+      <w:pPr>
+        <w:pStyle w:val="DissertationBody"/>
+        <w:numPr>
+          <w:ilvl w:val="0"/>
+          <w:numId w:val="46"/>
+        </w:numPr>
+      </w:pPr>
+      <w:r>
+        <w:t>Deliver a comprehensive evaluation of the conformal prediction framework for emotion recognition.</w:t>
+      </w:r>
+    </w:p>
+    <w:p>
+      <w:pPr>
+        <w:pStyle w:val="DissertationBody"/>
+        <w:numPr>
+          <w:ilvl w:val="0"/>
+          <w:numId w:val="46"/>
+        </w:numPr>
+      </w:pPr>
+      <w:r>
+        <w:t>Provide an open-access code repository containing all implemented algorithms to facilitate future research.</w:t>
+      </w:r>
+    </w:p>
+    <w:p>
+      <w:pPr>
+        <w:pStyle w:val="DissertationBody"/>
+        <w:sectPr>
+          <w:headerReference w:type="default" r:id="rId15"/>
+          <w:footerReference w:type="default" r:id="rId16"/>
+          <w:headerReference w:type="first" r:id="rId17"/>
+          <w:footerReference w:type="first" r:id="rId18"/>
+          <w:pgSz w:w="11900" w:h="16840" w:code="9"/>
+          <w:pgMar w:top="1440" w:right="1134" w:bottom="1440" w:left="1134" w:header="709" w:footer="709" w:gutter="567"/>
+          <w:pgNumType w:start="1"/>
+          <w:cols w:space="708"/>
+          <w:titlePg/>
+          <w:docGrid w:linePitch="360"/>
+        </w:sectPr>
+      </w:pPr>
+    </w:p>
+    <w:p>
+      <w:pPr>
         <w:pStyle w:val="Heading1"/>
         <w:sectPr>
-          <w:headerReference w:type="default" r:id="rId18"/>
-          <w:headerReference w:type="first" r:id="rId19"/>
+          <w:headerReference w:type="default" r:id="rId19"/>
+          <w:headerReference w:type="first" r:id="rId20"/>
           <w:pgSz w:w="11900" w:h="16840" w:code="9"/>
           <w:pgMar w:top="1440" w:right="1134" w:bottom="1440" w:left="1134" w:header="709" w:footer="709" w:gutter="567"/>
           <w:cols w:space="708"/>
@@ -1768,8 +1934,8 @@
       <w:pPr>
         <w:pStyle w:val="Heading1"/>
         <w:sectPr>
-          <w:headerReference w:type="default" r:id="rId20"/>
-          <w:headerReference w:type="first" r:id="rId21"/>
+          <w:headerReference w:type="default" r:id="rId21"/>
+          <w:headerReference w:type="first" r:id="rId22"/>
           <w:type w:val="continuous"/>
           <w:pgSz w:w="11900" w:h="16840" w:code="9"/>
           <w:pgMar w:top="1440" w:right="1134" w:bottom="1440" w:left="1134" w:header="709" w:footer="709" w:gutter="567"/>
@@ -1808,8 +1974,8 @@
           <w:numId w:val="0"/>
         </w:numPr>
         <w:sectPr>
-          <w:headerReference w:type="default" r:id="rId22"/>
-          <w:headerReference w:type="first" r:id="rId23"/>
+          <w:headerReference w:type="default" r:id="rId23"/>
+          <w:headerReference w:type="first" r:id="rId24"/>
           <w:pgSz w:w="11900" w:h="16840" w:code="9"/>
           <w:pgMar w:top="1440" w:right="1134" w:bottom="1440" w:left="1134" w:header="709" w:footer="709" w:gutter="567"/>
           <w:cols w:space="708"/>
@@ -1822,8 +1988,8 @@
       <w:pPr>
         <w:pStyle w:val="Heading1"/>
         <w:sectPr>
-          <w:headerReference w:type="default" r:id="rId24"/>
-          <w:headerReference w:type="first" r:id="rId25"/>
+          <w:headerReference w:type="default" r:id="rId25"/>
+          <w:headerReference w:type="first" r:id="rId26"/>
           <w:pgSz w:w="11900" w:h="16840" w:code="9"/>
           <w:pgMar w:top="1440" w:right="1134" w:bottom="1440" w:left="1134" w:header="709" w:footer="709" w:gutter="567"/>
           <w:cols w:space="708"/>
@@ -1845,8 +2011,8 @@
       <w:pPr>
         <w:pStyle w:val="Heading1"/>
         <w:sectPr>
-          <w:headerReference w:type="default" r:id="rId26"/>
-          <w:headerReference w:type="first" r:id="rId27"/>
+          <w:headerReference w:type="default" r:id="rId27"/>
+          <w:headerReference w:type="first" r:id="rId28"/>
           <w:pgSz w:w="11900" w:h="16840" w:code="9"/>
           <w:pgMar w:top="1440" w:right="1134" w:bottom="1440" w:left="1134" w:header="709" w:footer="709" w:gutter="567"/>
           <w:cols w:space="708"/>
@@ -1865,8 +2031,8 @@
       <w:pPr>
         <w:pStyle w:val="Heading1"/>
         <w:sectPr>
-          <w:headerReference w:type="default" r:id="rId28"/>
-          <w:headerReference w:type="first" r:id="rId29"/>
+          <w:headerReference w:type="default" r:id="rId29"/>
+          <w:headerReference w:type="first" r:id="rId30"/>
           <w:pgSz w:w="11900" w:h="16840" w:code="9"/>
           <w:pgMar w:top="1440" w:right="1134" w:bottom="1440" w:left="1134" w:header="709" w:footer="709" w:gutter="567"/>
           <w:cols w:space="708"/>
@@ -1898,7 +2064,6 @@
           <w:docPart w:val="ADD395D187E74CF2A38B6C2F0353C993"/>
         </w:placeholder>
       </w:sdtPr>
-      <w:sdtEndPr/>
       <w:sdtContent>
         <w:p>
           <w:pPr>
@@ -1916,8 +2081,8 @@
       <w:pPr>
         <w:pStyle w:val="Headings"/>
         <w:sectPr>
-          <w:headerReference w:type="default" r:id="rId30"/>
-          <w:headerReference w:type="first" r:id="rId31"/>
+          <w:headerReference w:type="default" r:id="rId31"/>
+          <w:headerReference w:type="first" r:id="rId32"/>
           <w:pgSz w:w="11900" w:h="16840" w:code="9"/>
           <w:pgMar w:top="1440" w:right="1134" w:bottom="1440" w:left="1134" w:header="709" w:footer="709" w:gutter="567"/>
           <w:cols w:space="708"/>
@@ -1948,8 +2113,8 @@
       <w:pPr>
         <w:pStyle w:val="Headings"/>
         <w:sectPr>
-          <w:headerReference w:type="default" r:id="rId32"/>
-          <w:headerReference w:type="first" r:id="rId33"/>
+          <w:headerReference w:type="default" r:id="rId33"/>
+          <w:headerReference w:type="first" r:id="rId34"/>
           <w:pgSz w:w="11900" w:h="16840" w:code="9"/>
           <w:pgMar w:top="1440" w:right="1134" w:bottom="1440" w:left="1134" w:header="709" w:footer="709" w:gutter="567"/>
           <w:cols w:space="708"/>
@@ -1964,8 +2129,8 @@
       </w:pPr>
     </w:p>
     <w:sectPr>
-      <w:headerReference w:type="default" r:id="rId34"/>
-      <w:headerReference w:type="first" r:id="rId35"/>
+      <w:headerReference w:type="default" r:id="rId35"/>
+      <w:headerReference w:type="first" r:id="rId36"/>
       <w:pgSz w:w="11900" w:h="16840" w:code="9"/>
       <w:pgMar w:top="1440" w:right="1134" w:bottom="1440" w:left="1134" w:header="709" w:footer="709" w:gutter="567"/>
       <w:cols w:space="708"/>
@@ -2082,20 +2247,19 @@
             </wp:anchor>
           </w:drawing>
         </mc:Choice>
-        <mc:Fallback xmlns:a="http://schemas.openxmlformats.org/drawingml/2006/main" xmlns:aclsh="http://schemas.microsoft.com/office/drawing/2020/classificationShape">
-          <w:pict w14:anchorId="2C0CBC9D">
-            <v:shapetype id="_x0000_t202" coordsize="21600,21600" o:spt="202" path="m,l,21600r21600,l21600,xe" w14:anchorId="126DD4D5">
+        <mc:Fallback>
+          <w:pict>
+            <v:shapetype w14:anchorId="126DD4D5" id="_x0000_t202" coordsize="21600,21600" o:spt="202" path="m,l,21600r21600,l21600,xe">
               <v:stroke joinstyle="miter"/>
               <v:path gradientshapeok="t" o:connecttype="rect"/>
             </v:shapetype>
-            <v:shape id="Text Box 2" style="position:absolute;left:0;text-align:left;margin-left:0;margin-top:0;width:92.7pt;height:24.75pt;z-index:251659264;visibility:visible;mso-wrap-style:none;mso-wrap-distance-left:0;mso-wrap-distance-top:0;mso-wrap-distance-right:0;mso-wrap-distance-bottom:0;mso-position-horizontal:left;mso-position-horizontal-relative:page;mso-position-vertical:bottom;mso-position-vertical-relative:page;v-text-anchor:bottom" alt="Classified as Internal" o:spid="_x0000_s1026" filled="f" stroked="f" type="#_x0000_t202" o:gfxdata="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">
-              <v:fill o:detectmouseclick="t"/>
+            <v:shape id="Text Box 2" o:spid="_x0000_s1026" type="#_x0000_t202" alt="Classified as Internal" style="position:absolute;left:0;text-align:left;margin-left:0;margin-top:0;width:92.7pt;height:24.75pt;z-index:251659264;visibility:visible;mso-wrap-style:none;mso-wrap-distance-left:0;mso-wrap-distance-top:0;mso-wrap-distance-right:0;mso-wrap-distance-bottom:0;mso-position-horizontal:left;mso-position-horizontal-relative:page;mso-position-vertical:bottom;mso-position-vertical-relative:page;v-text-anchor:bottom" o:gfxdata="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" filled="f" stroked="f">
               <v:textbox style="mso-fit-shape-to-text:t" inset="20pt,0,0,15pt">
                 <w:txbxContent>
                   <w:p>
                     <w:pPr>
                       <w:rPr>
-                        <w:rFonts w:ascii="Aptos" w:hAnsi="Aptos" w:eastAsia="Aptos" w:cs="Aptos"/>
+                        <w:rFonts w:ascii="Aptos" w:eastAsia="Aptos" w:hAnsi="Aptos" w:cs="Aptos"/>
                         <w:noProof/>
                         <w:color w:val="000000"/>
                         <w:sz w:val="16"/>
@@ -2104,7 +2268,7 @@
                     </w:pPr>
                     <w:r>
                       <w:rPr>
-                        <w:rFonts w:ascii="Aptos" w:hAnsi="Aptos" w:eastAsia="Aptos" w:cs="Aptos"/>
+                        <w:rFonts w:ascii="Aptos" w:eastAsia="Aptos" w:hAnsi="Aptos" w:cs="Aptos"/>
                         <w:noProof/>
                         <w:color w:val="000000"/>
                         <w:sz w:val="16"/>
@@ -2217,20 +2381,19 @@
             </wp:anchor>
           </w:drawing>
         </mc:Choice>
-        <mc:Fallback xmlns:a="http://schemas.openxmlformats.org/drawingml/2006/main" xmlns:aclsh="http://schemas.microsoft.com/office/drawing/2020/classificationShape">
-          <w:pict w14:anchorId="66C34B80">
-            <v:shapetype id="_x0000_t202" coordsize="21600,21600" o:spt="202" path="m,l,21600r21600,l21600,xe" w14:anchorId="0C745DBD">
+        <mc:Fallback>
+          <w:pict>
+            <v:shapetype w14:anchorId="0C745DBD" id="_x0000_t202" coordsize="21600,21600" o:spt="202" path="m,l,21600r21600,l21600,xe">
               <v:stroke joinstyle="miter"/>
               <v:path gradientshapeok="t" o:connecttype="rect"/>
             </v:shapetype>
-            <v:shape id="Text Box 3" style="position:absolute;left:0;text-align:left;margin-left:0;margin-top:0;width:92.7pt;height:24.75pt;z-index:251660288;visibility:visible;mso-wrap-style:none;mso-wrap-distance-left:0;mso-wrap-distance-top:0;mso-wrap-distance-right:0;mso-wrap-distance-bottom:0;mso-position-horizontal:left;mso-position-horizontal-relative:page;mso-position-vertical:bottom;mso-position-vertical-relative:page;v-text-anchor:bottom" alt="Classified as Internal" o:spid="_x0000_s1027" filled="f" stroked="f" type="#_x0000_t202" o:gfxdata="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">
-              <v:fill o:detectmouseclick="t"/>
+            <v:shape id="Text Box 3" o:spid="_x0000_s1027" type="#_x0000_t202" alt="Classified as Internal" style="position:absolute;left:0;text-align:left;margin-left:0;margin-top:0;width:92.7pt;height:24.75pt;z-index:251660288;visibility:visible;mso-wrap-style:none;mso-wrap-distance-left:0;mso-wrap-distance-top:0;mso-wrap-distance-right:0;mso-wrap-distance-bottom:0;mso-position-horizontal:left;mso-position-horizontal-relative:page;mso-position-vertical:bottom;mso-position-vertical-relative:page;v-text-anchor:bottom" o:gfxdata="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" filled="f" stroked="f">
               <v:textbox style="mso-fit-shape-to-text:t" inset="20pt,0,0,15pt">
                 <w:txbxContent>
                   <w:p>
                     <w:pPr>
                       <w:rPr>
-                        <w:rFonts w:ascii="Aptos" w:hAnsi="Aptos" w:eastAsia="Aptos" w:cs="Aptos"/>
+                        <w:rFonts w:ascii="Aptos" w:eastAsia="Aptos" w:hAnsi="Aptos" w:cs="Aptos"/>
                         <w:noProof/>
                         <w:color w:val="000000"/>
                         <w:sz w:val="16"/>
@@ -2239,7 +2402,7 @@
                     </w:pPr>
                     <w:r>
                       <w:rPr>
-                        <w:rFonts w:ascii="Aptos" w:hAnsi="Aptos" w:eastAsia="Aptos" w:cs="Aptos"/>
+                        <w:rFonts w:ascii="Aptos" w:eastAsia="Aptos" w:hAnsi="Aptos" w:cs="Aptos"/>
                         <w:noProof/>
                         <w:color w:val="000000"/>
                         <w:sz w:val="16"/>
@@ -2383,20 +2546,19 @@
             </wp:anchor>
           </w:drawing>
         </mc:Choice>
-        <mc:Fallback xmlns:a="http://schemas.openxmlformats.org/drawingml/2006/main" xmlns:aclsh="http://schemas.microsoft.com/office/drawing/2020/classificationShape">
-          <w:pict w14:anchorId="5FFD0EB5">
-            <v:shapetype id="_x0000_t202" coordsize="21600,21600" o:spt="202" path="m,l,21600r21600,l21600,xe" w14:anchorId="06D62D92">
+        <mc:Fallback>
+          <w:pict>
+            <v:shapetype w14:anchorId="06D62D92" id="_x0000_t202" coordsize="21600,21600" o:spt="202" path="m,l,21600r21600,l21600,xe">
               <v:stroke joinstyle="miter"/>
               <v:path gradientshapeok="t" o:connecttype="rect"/>
             </v:shapetype>
-            <v:shape id="Text Box 1" style="position:absolute;margin-left:0;margin-top:0;width:92.7pt;height:24.75pt;z-index:251658240;visibility:visible;mso-wrap-style:none;mso-wrap-distance-left:0;mso-wrap-distance-top:0;mso-wrap-distance-right:0;mso-wrap-distance-bottom:0;mso-position-horizontal:left;mso-position-horizontal-relative:page;mso-position-vertical:bottom;mso-position-vertical-relative:page;v-text-anchor:bottom" alt="Classified as Internal" o:spid="_x0000_s1028" filled="f" stroked="f" type="#_x0000_t202" o:gfxdata="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">
-              <v:fill o:detectmouseclick="t"/>
+            <v:shape id="Text Box 1" o:spid="_x0000_s1028" type="#_x0000_t202" alt="Classified as Internal" style="position:absolute;margin-left:0;margin-top:0;width:92.7pt;height:24.75pt;z-index:251658240;visibility:visible;mso-wrap-style:none;mso-wrap-distance-left:0;mso-wrap-distance-top:0;mso-wrap-distance-right:0;mso-wrap-distance-bottom:0;mso-position-horizontal:left;mso-position-horizontal-relative:page;mso-position-vertical:bottom;mso-position-vertical-relative:page;v-text-anchor:bottom" o:gfxdata="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" filled="f" stroked="f">
               <v:textbox style="mso-fit-shape-to-text:t" inset="20pt,0,0,15pt">
                 <w:txbxContent>
                   <w:p>
                     <w:pPr>
                       <w:rPr>
-                        <w:rFonts w:ascii="Aptos" w:hAnsi="Aptos" w:eastAsia="Aptos" w:cs="Aptos"/>
+                        <w:rFonts w:ascii="Aptos" w:eastAsia="Aptos" w:hAnsi="Aptos" w:cs="Aptos"/>
                         <w:noProof/>
                         <w:color w:val="000000"/>
                         <w:sz w:val="16"/>
@@ -2405,7 +2567,7 @@
                     </w:pPr>
                     <w:r>
                       <w:rPr>
-                        <w:rFonts w:ascii="Aptos" w:hAnsi="Aptos" w:eastAsia="Aptos" w:cs="Aptos"/>
+                        <w:rFonts w:ascii="Aptos" w:eastAsia="Aptos" w:hAnsi="Aptos" w:cs="Aptos"/>
                         <w:noProof/>
                         <w:color w:val="000000"/>
                         <w:sz w:val="16"/>
@@ -2549,56 +2711,6 @@
 
 <file path=word/header1.xml><?xml version="1.0" encoding="utf-8"?>
 <w:hdr xmlns:wpc="http://schemas.microsoft.com/office/word/2010/wordprocessingCanvas" xmlns:cx="http://schemas.microsoft.com/office/drawing/2014/chartex" xmlns:cx1="http://schemas.microsoft.com/office/drawing/2015/9/8/chartex" xmlns:cx2="http://schemas.microsoft.com/office/drawing/2015/10/21/chartex" xmlns:cx3="http://schemas.microsoft.com/office/drawing/2016/5/9/chartex" xmlns:cx4="http://schemas.microsoft.com/office/drawing/2016/5/10/chartex" xmlns:cx5="http://schemas.microsoft.com/office/drawing/2016/5/11/chartex" xmlns:cx6="http://schemas.microsoft.com/office/drawing/2016/5/12/chartex" xmlns:cx7="http://schemas.microsoft.com/office/drawing/2016/5/13/chartex" xmlns:cx8="http://schemas.microsoft.com/office/drawing/2016/5/14/chartex" xmlns:mc="http://schemas.openxmlformats.org/markup-compatibility/2006" xmlns:aink="http://schemas.microsoft.com/office/drawing/2016/ink" xmlns:am3d="http://schemas.microsoft.com/office/drawing/2017/model3d" xmlns:o="urn:schemas-microsoft-com:office:office" xmlns:oel="http://schemas.microsoft.com/office/2019/extlst" xmlns:r="http://schemas.openxmlformats.org/officeDocument/2006/relationships" xmlns:m="http://schemas.openxmlformats.org/officeDocument/2006/math" xmlns:v="urn:schemas-microsoft-com:vml" xmlns:wp14="http://schemas.microsoft.com/office/word/2010/wordprocessingDrawing" xmlns:wp="http://schemas.openxmlformats.org/drawingml/2006/wordprocessingDrawing" xmlns:w10="urn:schemas-microsoft-com:office:word" xmlns:w="http://schemas.openxmlformats.org/wordprocessingml/2006/main" xmlns:w14="http://schemas.microsoft.com/office/word/2010/wordml" xmlns:w15="http://schemas.microsoft.com/office/word/2012/wordml" xmlns:w16cex="http://schemas.microsoft.com/office/word/2018/wordml/cex" xmlns:w16cid="http://schemas.microsoft.com/office/word/2016/wordml/cid" xmlns:w16="http://schemas.microsoft.com/office/word/2018/wordml" xmlns:w16du="http://schemas.microsoft.com/office/word/2023/wordml/word16du" xmlns:w16sdtdh="http://schemas.microsoft.com/office/word/2020/wordml/sdtdatahash" xmlns:w16sdtfl="http://schemas.microsoft.com/office/word/2024/wordml/sdtformatlock" xmlns:w16se="http://schemas.microsoft.com/office/word/2015/wordml/symex" xmlns:wpg="http://schemas.microsoft.com/office/word/2010/wordprocessingGroup" xmlns:wpi="http://schemas.microsoft.com/office/word/2010/wordprocessingInk" xmlns:wne="http://schemas.microsoft.com/office/word/2006/wordml" xmlns:wps="http://schemas.microsoft.com/office/word/2010/wordprocessingShape" mc:Ignorable="w14 w15 w16se w16cid w16 w16cex w16sdtdh w16sdtfl w16du wp14">
-  <w:tbl>
-    <w:tblPr>
-      <w:tblW w:w="0" w:type="auto"/>
-      <w:tblLook w:val="06A0" w:firstRow="1" w:lastRow="0" w:firstColumn="1" w:lastColumn="0" w:noHBand="1" w:noVBand="1"/>
-    </w:tblPr>
-    <w:tblGrid>
-      <w:gridCol w:w="3021"/>
-      <w:gridCol w:w="3022"/>
-      <w:gridCol w:w="3022"/>
-    </w:tblGrid>
-    <w:tr>
-      <w:trPr>
-        <w:trHeight w:val="300"/>
-      </w:trPr>
-      <w:tc>
-        <w:tcPr>
-          <w:tcW w:w="3210" w:type="dxa"/>
-        </w:tcPr>
-        <w:p>
-          <w:pPr>
-            <w:pStyle w:val="Header"/>
-            <w:ind w:left="-115"/>
-            <w:jc w:val="left"/>
-          </w:pPr>
-        </w:p>
-      </w:tc>
-      <w:tc>
-        <w:tcPr>
-          <w:tcW w:w="3210" w:type="dxa"/>
-        </w:tcPr>
-        <w:p>
-          <w:pPr>
-            <w:pStyle w:val="Header"/>
-            <w:jc w:val="center"/>
-          </w:pPr>
-        </w:p>
-      </w:tc>
-      <w:tc>
-        <w:tcPr>
-          <w:tcW w:w="3210" w:type="dxa"/>
-        </w:tcPr>
-        <w:p>
-          <w:pPr>
-            <w:pStyle w:val="Header"/>
-            <w:ind w:right="-115"/>
-          </w:pPr>
-        </w:p>
-      </w:tc>
-    </w:tr>
-  </w:tbl>
   <w:p>
     <w:pPr>
       <w:pStyle w:val="Header"/>
@@ -3447,6 +3559,66 @@
 </w:hdr>
 </file>
 
+<file path=word/header23.xml><?xml version="1.0" encoding="utf-8"?>
+<w:hdr xmlns:wpc="http://schemas.microsoft.com/office/word/2010/wordprocessingCanvas" xmlns:cx="http://schemas.microsoft.com/office/drawing/2014/chartex" xmlns:cx1="http://schemas.microsoft.com/office/drawing/2015/9/8/chartex" xmlns:cx2="http://schemas.microsoft.com/office/drawing/2015/10/21/chartex" xmlns:cx3="http://schemas.microsoft.com/office/drawing/2016/5/9/chartex" xmlns:cx4="http://schemas.microsoft.com/office/drawing/2016/5/10/chartex" xmlns:cx5="http://schemas.microsoft.com/office/drawing/2016/5/11/chartex" xmlns:cx6="http://schemas.microsoft.com/office/drawing/2016/5/12/chartex" xmlns:cx7="http://schemas.microsoft.com/office/drawing/2016/5/13/chartex" xmlns:cx8="http://schemas.microsoft.com/office/drawing/2016/5/14/chartex" xmlns:mc="http://schemas.openxmlformats.org/markup-compatibility/2006" xmlns:aink="http://schemas.microsoft.com/office/drawing/2016/ink" xmlns:am3d="http://schemas.microsoft.com/office/drawing/2017/model3d" xmlns:o="urn:schemas-microsoft-com:office:office" xmlns:oel="http://schemas.microsoft.com/office/2019/extlst" xmlns:r="http://schemas.openxmlformats.org/officeDocument/2006/relationships" xmlns:m="http://schemas.openxmlformats.org/officeDocument/2006/math" xmlns:v="urn:schemas-microsoft-com:vml" xmlns:wp14="http://schemas.microsoft.com/office/word/2010/wordprocessingDrawing" xmlns:wp="http://schemas.openxmlformats.org/drawingml/2006/wordprocessingDrawing" xmlns:w10="urn:schemas-microsoft-com:office:word" xmlns:w="http://schemas.openxmlformats.org/wordprocessingml/2006/main" xmlns:w14="http://schemas.microsoft.com/office/word/2010/wordml" xmlns:w15="http://schemas.microsoft.com/office/word/2012/wordml" xmlns:w16cex="http://schemas.microsoft.com/office/word/2018/wordml/cex" xmlns:w16cid="http://schemas.microsoft.com/office/word/2016/wordml/cid" xmlns:w16="http://schemas.microsoft.com/office/word/2018/wordml" xmlns:w16du="http://schemas.microsoft.com/office/word/2023/wordml/word16du" xmlns:w16sdtdh="http://schemas.microsoft.com/office/word/2020/wordml/sdtdatahash" xmlns:w16sdtfl="http://schemas.microsoft.com/office/word/2024/wordml/sdtformatlock" xmlns:w16se="http://schemas.microsoft.com/office/word/2015/wordml/symex" xmlns:wpg="http://schemas.microsoft.com/office/word/2010/wordprocessingGroup" xmlns:wpi="http://schemas.microsoft.com/office/word/2010/wordprocessingInk" xmlns:wne="http://schemas.microsoft.com/office/word/2006/wordml" xmlns:wps="http://schemas.microsoft.com/office/word/2010/wordprocessingShape" mc:Ignorable="w14 w15 w16se w16cid w16 w16cex w16sdtdh w16sdtfl w16du wp14">
+  <w:tbl>
+    <w:tblPr>
+      <w:tblW w:w="0" w:type="auto"/>
+      <w:tblLook w:val="06A0" w:firstRow="1" w:lastRow="0" w:firstColumn="1" w:lastColumn="0" w:noHBand="1" w:noVBand="1"/>
+    </w:tblPr>
+    <w:tblGrid>
+      <w:gridCol w:w="3021"/>
+      <w:gridCol w:w="3022"/>
+      <w:gridCol w:w="3022"/>
+    </w:tblGrid>
+    <w:tr>
+      <w:trPr>
+        <w:trHeight w:val="300"/>
+      </w:trPr>
+      <w:tc>
+        <w:tcPr>
+          <w:tcW w:w="3210" w:type="dxa"/>
+        </w:tcPr>
+        <w:p>
+          <w:pPr>
+            <w:pStyle w:val="Header"/>
+            <w:ind w:left="-115"/>
+            <w:jc w:val="left"/>
+          </w:pPr>
+        </w:p>
+      </w:tc>
+      <w:tc>
+        <w:tcPr>
+          <w:tcW w:w="3210" w:type="dxa"/>
+        </w:tcPr>
+        <w:p>
+          <w:pPr>
+            <w:pStyle w:val="Header"/>
+            <w:jc w:val="center"/>
+          </w:pPr>
+        </w:p>
+      </w:tc>
+      <w:tc>
+        <w:tcPr>
+          <w:tcW w:w="3210" w:type="dxa"/>
+        </w:tcPr>
+        <w:p>
+          <w:pPr>
+            <w:pStyle w:val="Header"/>
+            <w:ind w:right="-115"/>
+          </w:pPr>
+        </w:p>
+      </w:tc>
+    </w:tr>
+  </w:tbl>
+  <w:p>
+    <w:pPr>
+      <w:pStyle w:val="Header"/>
+    </w:pPr>
+  </w:p>
+</w:hdr>
+</file>
+
 <file path=word/header3.xml><?xml version="1.0" encoding="utf-8"?>
 <w:hdr xmlns:wpc="http://schemas.microsoft.com/office/word/2010/wordprocessingCanvas" xmlns:cx="http://schemas.microsoft.com/office/drawing/2014/chartex" xmlns:cx1="http://schemas.microsoft.com/office/drawing/2015/9/8/chartex" xmlns:cx2="http://schemas.microsoft.com/office/drawing/2015/10/21/chartex" xmlns:cx3="http://schemas.microsoft.com/office/drawing/2016/5/9/chartex" xmlns:cx4="http://schemas.microsoft.com/office/drawing/2016/5/10/chartex" xmlns:cx5="http://schemas.microsoft.com/office/drawing/2016/5/11/chartex" xmlns:cx6="http://schemas.microsoft.com/office/drawing/2016/5/12/chartex" xmlns:cx7="http://schemas.microsoft.com/office/drawing/2016/5/13/chartex" xmlns:cx8="http://schemas.microsoft.com/office/drawing/2016/5/14/chartex" xmlns:mc="http://schemas.openxmlformats.org/markup-compatibility/2006" xmlns:aink="http://schemas.microsoft.com/office/drawing/2016/ink" xmlns:am3d="http://schemas.microsoft.com/office/drawing/2017/model3d" xmlns:o="urn:schemas-microsoft-com:office:office" xmlns:oel="http://schemas.microsoft.com/office/2019/extlst" xmlns:r="http://schemas.openxmlformats.org/officeDocument/2006/relationships" xmlns:m="http://schemas.openxmlformats.org/officeDocument/2006/math" xmlns:v="urn:schemas-microsoft-com:vml" xmlns:wp14="http://schemas.microsoft.com/office/word/2010/wordprocessingDrawing" xmlns:wp="http://schemas.openxmlformats.org/drawingml/2006/wordprocessingDrawing" xmlns:w10="urn:schemas-microsoft-com:office:word" xmlns:w="http://schemas.openxmlformats.org/wordprocessingml/2006/main" xmlns:w14="http://schemas.microsoft.com/office/word/2010/wordml" xmlns:w15="http://schemas.microsoft.com/office/word/2012/wordml" xmlns:w16cex="http://schemas.microsoft.com/office/word/2018/wordml/cex" xmlns:w16cid="http://schemas.microsoft.com/office/word/2016/wordml/cid" xmlns:w16="http://schemas.microsoft.com/office/word/2018/wordml" xmlns:w16du="http://schemas.microsoft.com/office/word/2023/wordml/word16du" xmlns:w16sdtdh="http://schemas.microsoft.com/office/word/2020/wordml/sdtdatahash" xmlns:w16sdtfl="http://schemas.microsoft.com/office/word/2024/wordml/sdtformatlock" xmlns:w16se="http://schemas.microsoft.com/office/word/2015/wordml/symex" xmlns:wpg="http://schemas.microsoft.com/office/word/2010/wordprocessingGroup" xmlns:wpi="http://schemas.microsoft.com/office/word/2010/wordprocessingInk" xmlns:wne="http://schemas.microsoft.com/office/word/2006/wordml" xmlns:wps="http://schemas.microsoft.com/office/word/2010/wordprocessingShape" mc:Ignorable="w14 w15 w16se w16cid w16 w16cex w16sdtdh w16sdtfl w16du wp14">
   <w:tbl>
@@ -6714,6 +6886,155 @@
     <w:numStyleLink w:val="AppendixHeadings"/>
   </w:abstractNum>
   <w:abstractNum w:abstractNumId="32" w15:restartNumberingAfterBreak="0">
+    <w:nsid w:val="67503A80"/>
+    <w:multiLevelType w:val="multilevel"/>
+    <w:tmpl w:val="207449E8"/>
+    <w:lvl w:ilvl="0">
+      <w:start w:val="1"/>
+      <w:numFmt w:val="bullet"/>
+      <w:lvlText w:val=""/>
+      <w:lvlJc w:val="left"/>
+      <w:pPr>
+        <w:tabs>
+          <w:tab w:val="num" w:pos="720"/>
+        </w:tabs>
+        <w:ind w:left="720" w:hanging="360"/>
+      </w:pPr>
+      <w:rPr>
+        <w:rFonts w:ascii="Symbol" w:hAnsi="Symbol" w:hint="default"/>
+        <w:sz w:val="20"/>
+      </w:rPr>
+    </w:lvl>
+    <w:lvl w:ilvl="1" w:tentative="1">
+      <w:start w:val="1"/>
+      <w:numFmt w:val="bullet"/>
+      <w:lvlText w:val="o"/>
+      <w:lvlJc w:val="left"/>
+      <w:pPr>
+        <w:tabs>
+          <w:tab w:val="num" w:pos="1440"/>
+        </w:tabs>
+        <w:ind w:left="1440" w:hanging="360"/>
+      </w:pPr>
+      <w:rPr>
+        <w:rFonts w:ascii="Courier New" w:hAnsi="Courier New" w:hint="default"/>
+        <w:sz w:val="20"/>
+      </w:rPr>
+    </w:lvl>
+    <w:lvl w:ilvl="2" w:tentative="1">
+      <w:start w:val="1"/>
+      <w:numFmt w:val="bullet"/>
+      <w:lvlText w:val=""/>
+      <w:lvlJc w:val="left"/>
+      <w:pPr>
+        <w:tabs>
+          <w:tab w:val="num" w:pos="2160"/>
+        </w:tabs>
+        <w:ind w:left="2160" w:hanging="360"/>
+      </w:pPr>
+      <w:rPr>
+        <w:rFonts w:ascii="Wingdings" w:hAnsi="Wingdings" w:hint="default"/>
+        <w:sz w:val="20"/>
+      </w:rPr>
+    </w:lvl>
+    <w:lvl w:ilvl="3" w:tentative="1">
+      <w:start w:val="1"/>
+      <w:numFmt w:val="bullet"/>
+      <w:lvlText w:val=""/>
+      <w:lvlJc w:val="left"/>
+      <w:pPr>
+        <w:tabs>
+          <w:tab w:val="num" w:pos="2880"/>
+        </w:tabs>
+        <w:ind w:left="2880" w:hanging="360"/>
+      </w:pPr>
+      <w:rPr>
+        <w:rFonts w:ascii="Wingdings" w:hAnsi="Wingdings" w:hint="default"/>
+        <w:sz w:val="20"/>
+      </w:rPr>
+    </w:lvl>
+    <w:lvl w:ilvl="4" w:tentative="1">
+      <w:start w:val="1"/>
+      <w:numFmt w:val="bullet"/>
+      <w:lvlText w:val=""/>
+      <w:lvlJc w:val="left"/>
+      <w:pPr>
+        <w:tabs>
+          <w:tab w:val="num" w:pos="3600"/>
+        </w:tabs>
+        <w:ind w:left="3600" w:hanging="360"/>
+      </w:pPr>
+      <w:rPr>
+        <w:rFonts w:ascii="Wingdings" w:hAnsi="Wingdings" w:hint="default"/>
+        <w:sz w:val="20"/>
+      </w:rPr>
+    </w:lvl>
+    <w:lvl w:ilvl="5" w:tentative="1">
+      <w:start w:val="1"/>
+      <w:numFmt w:val="bullet"/>
+      <w:lvlText w:val=""/>
+      <w:lvlJc w:val="left"/>
+      <w:pPr>
+        <w:tabs>
+          <w:tab w:val="num" w:pos="4320"/>
+        </w:tabs>
+        <w:ind w:left="4320" w:hanging="360"/>
+      </w:pPr>
+      <w:rPr>
+        <w:rFonts w:ascii="Wingdings" w:hAnsi="Wingdings" w:hint="default"/>
+        <w:sz w:val="20"/>
+      </w:rPr>
+    </w:lvl>
+    <w:lvl w:ilvl="6" w:tentative="1">
+      <w:start w:val="1"/>
+      <w:numFmt w:val="bullet"/>
+      <w:lvlText w:val=""/>
+      <w:lvlJc w:val="left"/>
+      <w:pPr>
+        <w:tabs>
+          <w:tab w:val="num" w:pos="5040"/>
+        </w:tabs>
+        <w:ind w:left="5040" w:hanging="360"/>
+      </w:pPr>
+      <w:rPr>
+        <w:rFonts w:ascii="Wingdings" w:hAnsi="Wingdings" w:hint="default"/>
+        <w:sz w:val="20"/>
+      </w:rPr>
+    </w:lvl>
+    <w:lvl w:ilvl="7" w:tentative="1">
+      <w:start w:val="1"/>
+      <w:numFmt w:val="bullet"/>
+      <w:lvlText w:val=""/>
+      <w:lvlJc w:val="left"/>
+      <w:pPr>
+        <w:tabs>
+          <w:tab w:val="num" w:pos="5760"/>
+        </w:tabs>
+        <w:ind w:left="5760" w:hanging="360"/>
+      </w:pPr>
+      <w:rPr>
+        <w:rFonts w:ascii="Wingdings" w:hAnsi="Wingdings" w:hint="default"/>
+        <w:sz w:val="20"/>
+      </w:rPr>
+    </w:lvl>
+    <w:lvl w:ilvl="8" w:tentative="1">
+      <w:start w:val="1"/>
+      <w:numFmt w:val="bullet"/>
+      <w:lvlText w:val=""/>
+      <w:lvlJc w:val="left"/>
+      <w:pPr>
+        <w:tabs>
+          <w:tab w:val="num" w:pos="6480"/>
+        </w:tabs>
+        <w:ind w:left="6480" w:hanging="360"/>
+      </w:pPr>
+      <w:rPr>
+        <w:rFonts w:ascii="Wingdings" w:hAnsi="Wingdings" w:hint="default"/>
+        <w:sz w:val="20"/>
+      </w:rPr>
+    </w:lvl>
+  </w:abstractNum>
+  <w:abstractNum w:abstractNumId="33" w15:restartNumberingAfterBreak="0">
     <w:nsid w:val="6B4635E2"/>
     <w:multiLevelType w:val="hybridMultilevel"/>
     <w:tmpl w:val="D52EC184"/>
@@ -6925,7 +7246,7 @@
       </w:rPr>
     </w:lvl>
   </w:abstractNum>
-  <w:abstractNum w:abstractNumId="33" w15:restartNumberingAfterBreak="0">
+  <w:abstractNum w:abstractNumId="34" w15:restartNumberingAfterBreak="0">
     <w:nsid w:val="6C402C58"/>
     <w:multiLevelType w:val="hybridMultilevel"/>
     <w:tmpl w:val="A7EE0018"/>
@@ -7069,7 +7390,7 @@
       </w:rPr>
     </w:lvl>
   </w:abstractNum>
-  <w:abstractNum w:abstractNumId="34" w15:restartNumberingAfterBreak="0">
+  <w:abstractNum w:abstractNumId="35" w15:restartNumberingAfterBreak="0">
     <w:nsid w:val="6CD32DA8"/>
     <w:multiLevelType w:val="singleLevel"/>
     <w:tmpl w:val="EAD2FB20"/>
@@ -7095,7 +7416,7 @@
       </w:rPr>
     </w:lvl>
   </w:abstractNum>
-  <w:abstractNum w:abstractNumId="35" w15:restartNumberingAfterBreak="0">
+  <w:abstractNum w:abstractNumId="36" w15:restartNumberingAfterBreak="0">
     <w:nsid w:val="726970AC"/>
     <w:multiLevelType w:val="hybridMultilevel"/>
     <w:tmpl w:val="68EEDBE6"/>
@@ -7208,7 +7529,7 @@
       </w:rPr>
     </w:lvl>
   </w:abstractNum>
-  <w:abstractNum w:abstractNumId="36" w15:restartNumberingAfterBreak="0">
+  <w:abstractNum w:abstractNumId="37" w15:restartNumberingAfterBreak="0">
     <w:nsid w:val="760450AC"/>
     <w:multiLevelType w:val="hybridMultilevel"/>
     <w:tmpl w:val="8B82739C"/>
@@ -7297,7 +7618,7 @@
       </w:pPr>
     </w:lvl>
   </w:abstractNum>
-  <w:abstractNum w:abstractNumId="37" w15:restartNumberingAfterBreak="0">
+  <w:abstractNum w:abstractNumId="38" w15:restartNumberingAfterBreak="0">
     <w:nsid w:val="7CFB041E"/>
     <w:multiLevelType w:val="multilevel"/>
     <w:tmpl w:val="B6C2CDDC"/>
@@ -7383,7 +7704,7 @@
       </w:pPr>
     </w:lvl>
   </w:abstractNum>
-  <w:abstractNum w:abstractNumId="38" w15:restartNumberingAfterBreak="0">
+  <w:abstractNum w:abstractNumId="39" w15:restartNumberingAfterBreak="0">
     <w:nsid w:val="7E4B6644"/>
     <w:multiLevelType w:val="hybridMultilevel"/>
     <w:tmpl w:val="26B6868C"/>
@@ -7486,10 +7807,10 @@
     <w:abstractNumId w:val="21"/>
   </w:num>
   <w:num w:numId="5" w16cid:durableId="337117673">
-    <w:abstractNumId w:val="34"/>
+    <w:abstractNumId w:val="35"/>
   </w:num>
   <w:num w:numId="6" w16cid:durableId="201484796">
-    <w:abstractNumId w:val="33"/>
+    <w:abstractNumId w:val="34"/>
   </w:num>
   <w:num w:numId="7" w16cid:durableId="297759410">
     <w:abstractNumId w:val="30"/>
@@ -7513,7 +7834,7 @@
     <w:abstractNumId w:val="15"/>
   </w:num>
   <w:num w:numId="14" w16cid:durableId="756174136">
-    <w:abstractNumId w:val="36"/>
+    <w:abstractNumId w:val="37"/>
   </w:num>
   <w:num w:numId="15" w16cid:durableId="32929814">
     <w:abstractNumId w:val="12"/>
@@ -7522,13 +7843,13 @@
     <w:abstractNumId w:val="19"/>
   </w:num>
   <w:num w:numId="17" w16cid:durableId="1464151579">
-    <w:abstractNumId w:val="35"/>
+    <w:abstractNumId w:val="36"/>
   </w:num>
   <w:num w:numId="18" w16cid:durableId="1117061838">
     <w:abstractNumId w:val="22"/>
   </w:num>
   <w:num w:numId="19" w16cid:durableId="231624945">
-    <w:abstractNumId w:val="38"/>
+    <w:abstractNumId w:val="39"/>
   </w:num>
   <w:num w:numId="20" w16cid:durableId="1722633880">
     <w:abstractNumId w:val="29"/>
@@ -7555,7 +7876,7 @@
     </w:lvlOverride>
   </w:num>
   <w:num w:numId="25" w16cid:durableId="356859413">
-    <w:abstractNumId w:val="32"/>
+    <w:abstractNumId w:val="33"/>
   </w:num>
   <w:num w:numId="26" w16cid:durableId="1824468367">
     <w:abstractNumId w:val="16"/>
@@ -7564,7 +7885,7 @@
     <w:abstractNumId w:val="28"/>
   </w:num>
   <w:num w:numId="28" w16cid:durableId="2125924010">
-    <w:abstractNumId w:val="37"/>
+    <w:abstractNumId w:val="38"/>
   </w:num>
   <w:num w:numId="29" w16cid:durableId="605233646">
     <w:abstractNumId w:val="18"/>
@@ -7649,6 +7970,9 @@
   </w:num>
   <w:num w:numId="45" w16cid:durableId="1188056557">
     <w:abstractNumId w:val="14"/>
+  </w:num>
+  <w:num w:numId="46" w16cid:durableId="1820539803">
+    <w:abstractNumId w:val="32"/>
   </w:num>
 </w:numbering>
 </file>
@@ -9350,7 +9674,6 @@
     <w:sig w:usb0="800001E3" w:usb1="1200FFEF" w:usb2="00040000" w:usb3="00000000" w:csb0="00000001" w:csb1="00000000"/>
   </w:font>
   <w:font w:name="Lato">
-    <w:panose1 w:val="020F0502020204030203"/>
     <w:charset w:val="00"/>
     <w:family w:val="swiss"/>
     <w:pitch w:val="variable"/>
@@ -9381,14 +9704,18 @@
   </w:font>
   <w:font w:name="Yu Mincho">
     <w:altName w:val="游明朝"/>
-    <w:panose1 w:val="02020400000000000000"/>
     <w:charset w:val="80"/>
     <w:family w:val="roman"/>
     <w:pitch w:val="variable"/>
     <w:sig w:usb0="800002E7" w:usb1="2AC7FCFF" w:usb2="00000012" w:usb3="00000000" w:csb0="0002009F" w:csb1="00000000"/>
   </w:font>
   <w:font w:name="Aptos">
-    <w:panose1 w:val="020B0004020202020204"/>
+    <w:charset w:val="00"/>
+    <w:family w:val="swiss"/>
+    <w:pitch w:val="variable"/>
+    <w:sig w:usb0="20000287" w:usb1="00000003" w:usb2="00000000" w:usb3="00000000" w:csb0="0000019F" w:csb1="00000000"/>
+  </w:font>
+  <w:font w:name="Aptos Display">
     <w:charset w:val="00"/>
     <w:family w:val="swiss"/>
     <w:pitch w:val="variable"/>
@@ -9445,12 +9772,16 @@
     <w:rsid w:val="00B07D6F"/>
     <w:rsid w:val="00B46A94"/>
     <w:rsid w:val="00B84EBC"/>
+    <w:rsid w:val="00C41D7D"/>
     <w:rsid w:val="00CC6EEA"/>
     <w:rsid w:val="00D142BF"/>
     <w:rsid w:val="00D436FF"/>
     <w:rsid w:val="00DE0278"/>
+    <w:rsid w:val="00E41A3E"/>
     <w:rsid w:val="00E9120F"/>
+    <w:rsid w:val="00ED053F"/>
     <w:rsid w:val="00FF1BBD"/>
+    <w:rsid w:val="00FF4C12"/>
   </w:rsids>
   <m:mathPr>
     <m:mathFont m:val="Cambria Math"/>
